--- a/architecture/DevOpsBuildDeployAndEnvironmentManagement/ArchitectureDesignAndAuditDocs/DeadCodeAssessment-2026-08-09.docx
+++ b/architecture/DevOpsBuildDeployAndEnvironmentManagement/ArchitectureDesignAndAuditDocs/DeadCodeAssessment-2026-08-09.docx
@@ -703,7 +703,7 @@
           </w:tcPr>
           <w:p>
             <w:r>
-              <w:t>FrontEndApplicationLib/src/chathealthy_frontend_lib/geo_extractor.py</w:t>
+              <w:t>ChatHealthyLib/src/chathealthy_lib/geo_extractor.py</w:t>
             </w:r>
           </w:p>
         </w:tc>
